--- a/assets/downloads-editie-6/editie6_aflevering-05-twintig-bezwaren.docx
+++ b/assets/downloads-editie-6/editie6_aflevering-05-twintig-bezwaren.docx
@@ -42,11 +42,6 @@
         </w:rPr>
         <w:t xml:space="preserve">De verdeling in een blik</w:t>
       </w:r>
-    </w:p>
-    <w:p>
-      <w:pPr>
-        <w:pStyle w:val="BodyText"/>
-      </w:pPr>
     </w:p>
     <w:p>
       <w:pPr>

--- a/assets/downloads-editie-6/editie6_aflevering-05-twintig-bezwaren.docx
+++ b/assets/downloads-editie-6/editie6_aflevering-05-twintig-bezwaren.docx
@@ -20,7 +20,7 @@
           <w:i/>
           <w:iCs/>
         </w:rPr>
-        <w:t xml:space="preserve">Het protocol uit aflevering vier, toegepast op twintig reele Nederlandse kritiekpunten. Wat de classificatie onthult: het systeem wordt béter door geclassificeerde tegenstand.</w:t>
+        <w:t xml:space="preserve">Het protocol uit aflevering vier, toegepast op twintig reele Nederlandse kritiekpunten. Wat de classificatie onthult: het systeem wordt béter door geclassificeerde traagheid.</w:t>
       </w:r>
     </w:p>
     <w:p>
@@ -72,7 +72,7 @@
         <w:pStyle w:val="BodyText"/>
       </w:pPr>
       <w:r>
-        <w:t xml:space="preserve">Vijfenveertig procent van alle bezwaren is derde orde en leidt tot concrete ontwerpwijzigingen — EU‐uitzondering op sunset, mensenrechtenbescherming, staffel voor kleine gemeenten, gestratificeerde loting. Het systeem wordt béter door geclassificeerde tegenstand, niet zwakker.</w:t>
+        <w:t xml:space="preserve">Vijfenveertig procent van alle bezwaren is derde orde en leidt tot concrete ontwerpwijzigingen — EU‐uitzondering op sunset, mensenrechtenbescherming, staffel voor kleine gemeenten, gestratificeerde loting. Het systeem wordt béter door geclassificeerde traagheid, niet zwakker.</w:t>
       </w:r>
     </w:p>
     <w:p>
